--- a/backend/uploads/4/e330ae35f65146f3b4f72666743cef83.docx
+++ b/backend/uploads/4/e330ae35f65146f3b4f72666743cef83.docx
@@ -4,6 +4,10 @@
   <w:body>
     <w:p>
       <w:r>
+        <w:rPr>
+          <w:rFonts w:ascii="Calibri" w:hAnsi="Calibri"/>
+          <w:sz w:val="58"/>
+        </w:rPr>
         <w:t>hello</w:t>
       </w:r>
     </w:p>
@@ -13,6 +17,10 @@
         <w:jc w:val="left"/>
       </w:pPr>
       <w:r>
+        <w:rPr>
+          <w:rFonts w:ascii="Calibri" w:hAnsi="Calibri"/>
+          <w:sz w:val="58"/>
+        </w:rPr>
         <w:t>• Ai-Powered Job Market Intelligence System:</w:t>
       </w:r>
     </w:p>
@@ -27,7 +35,7 @@
           <w:b w:val="0"/>
           <w:i w:val="0"/>
           <w:color w:val="000000"/>
-          <w:sz w:val="22"/>
+          <w:sz w:val="58"/>
           <w:strike w:val="0"/>
           <w:outline w:val="1"/>
           <w:u w:val="none"/>
@@ -44,14 +52,52 @@
       <w:r>
         <w:rPr>
           <w:rFonts w:ascii="Calibri" w:hAnsi="Calibri"/>
+          <w:b/>
+          <w:i/>
+          <w:color w:val="FF0000"/>
+          <w:sz w:val="58"/>
+          <w:outline w:val="1"/>
+          <w:u w:val="single"/>
+        </w:rPr>
+        <w:t>-Live Api'S - Linkedin Job Apis, Indeed Apis, Openai Apis,</w:t>
+      </w:r>
+    </w:p>
+    <w:p>
+      <w:pPr>
+        <w:spacing w:before="0" w:after="160" w:line="480" w:lineRule="auto"/>
+        <w:jc w:val="left"/>
+      </w:pPr>
+      <w:r>
+        <w:rPr>
+          <w:rFonts w:ascii="Calibri" w:hAnsi="Calibri"/>
           <w:b w:val="0"/>
           <w:i/>
           <w:color w:val="FF0000"/>
-          <w:sz w:val="22"/>
+          <w:sz w:val="58"/>
           <w:u w:val="single"/>
+          <w:strike/>
           <w:outline w:val="1"/>
         </w:rPr>
-        <w:t>-Live Api'S - Linkedin Job Apis, Indeed Apis, Openai Apis,</w:t>
+        <w:t>-Skill Extraction From Job Description, Trend Analysis</w:t>
+      </w:r>
+    </w:p>
+    <w:p>
+      <w:pPr>
+        <w:spacing w:before="0" w:after="160" w:line="480" w:lineRule="auto"/>
+        <w:jc w:val="left"/>
+      </w:pPr>
+    </w:p>
+    <w:p>
+      <w:pPr>
+        <w:spacing w:before="0" w:after="160" w:line="480" w:lineRule="auto"/>
+        <w:jc w:val="center"/>
+      </w:pPr>
+      <w:r>
+        <w:rPr>
+          <w:rFonts w:ascii="Calibri" w:hAnsi="Calibri"/>
+          <w:sz w:val="58"/>
+        </w:rPr>
+        <w:t>• Smart Agriculture Decision Support System:</w:t>
       </w:r>
     </w:p>
     <w:p>
@@ -65,41 +111,7 @@
           <w:b w:val="0"/>
           <w:i/>
           <w:color w:val="FF0000"/>
-          <w:sz w:val="22"/>
-          <w:u w:val="single"/>
-          <w:strike/>
-          <w:outline w:val="1"/>
-        </w:rPr>
-        <w:t>-Skill Extraction From Job Description, Trend Analysis</w:t>
-      </w:r>
-    </w:p>
-    <w:p>
-      <w:pPr>
-        <w:spacing w:before="0" w:after="160" w:line="480" w:lineRule="auto"/>
-        <w:jc w:val="left"/>
-      </w:pPr>
-    </w:p>
-    <w:p>
-      <w:pPr>
-        <w:spacing w:before="0" w:after="160" w:line="480" w:lineRule="auto"/>
-        <w:jc w:val="center"/>
-      </w:pPr>
-      <w:r>
-        <w:t>• Smart Agriculture Decision Support System:</w:t>
-      </w:r>
-    </w:p>
-    <w:p>
-      <w:pPr>
-        <w:spacing w:before="0" w:after="160" w:line="480" w:lineRule="auto"/>
-        <w:jc w:val="left"/>
-      </w:pPr>
-      <w:r>
-        <w:rPr>
-          <w:rFonts w:ascii="Calibri" w:hAnsi="Calibri"/>
-          <w:b w:val="0"/>
-          <w:i/>
-          <w:color w:val="FF0000"/>
-          <w:sz w:val="48"/>
+          <w:sz w:val="58"/>
           <w:u w:val="single"/>
           <w:outline w:val="1"/>
           <w:highlight w:val="yellow"/>
@@ -119,9 +131,9 @@
           <w:b/>
           <w:i/>
           <w:color w:val="FF0000"/>
-          <w:sz w:val="22"/>
+          <w:sz w:val="58"/>
+          <w:outline w:val="1"/>
           <w:u w:val="single"/>
-          <w:outline w:val="1"/>
         </w:rPr>
         <w:t>-Crop Recommendation, Disease Prediction, Yield Forecasting</w:t>
       </w:r>
@@ -138,6 +150,10 @@
         <w:jc w:val="left"/>
       </w:pPr>
       <w:r>
+        <w:rPr>
+          <w:rFonts w:ascii="Calibri" w:hAnsi="Calibri"/>
+          <w:sz w:val="58"/>
+        </w:rPr>
         <w:t>• Ai-Powered Digital Twin For Smart Cities:</w:t>
       </w:r>
     </w:p>
@@ -152,7 +168,7 @@
           <w:b/>
           <w:i/>
           <w:color w:val="FF0000"/>
-          <w:sz w:val="22"/>
+          <w:sz w:val="58"/>
           <w:highlight w:val="green"/>
           <w:shd w:val="clear" w:color="auto" w:fill="00FF00"/>
           <w:outline w:val="1"/>
@@ -171,7 +187,7 @@
           <w:b w:val="0"/>
           <w:i/>
           <w:color w:val="FF0000"/>
-          <w:sz w:val="22"/>
+          <w:sz w:val="58"/>
           <w:u w:val="single"/>
           <w:outline w:val="1"/>
         </w:rPr>
@@ -190,6 +206,10 @@
         <w:jc w:val="left"/>
       </w:pPr>
       <w:r>
+        <w:rPr>
+          <w:rFonts w:ascii="Calibri" w:hAnsi="Calibri"/>
+          <w:sz w:val="58"/>
+        </w:rPr>
         <w:t>• Ai-Powered Missing Person Identification Platform:</w:t>
       </w:r>
     </w:p>
@@ -204,9 +224,9 @@
           <w:b/>
           <w:i/>
           <w:color w:val="FF0000"/>
-          <w:sz w:val="22"/>
+          <w:sz w:val="58"/>
+          <w:outline w:val="1"/>
           <w:u w:val="single"/>
-          <w:outline w:val="1"/>
         </w:rPr>
         <w:t>-Upload Image, Search Database, Generate Alert,</w:t>
       </w:r>
@@ -222,7 +242,7 @@
           <w:b w:val="0"/>
           <w:i/>
           <w:color w:val="FF0000"/>
-          <w:sz w:val="22"/>
+          <w:sz w:val="58"/>
           <w:u w:val="single"/>
           <w:outline w:val="1"/>
         </w:rPr>
@@ -241,6 +261,10 @@
         <w:jc w:val="left"/>
       </w:pPr>
       <w:r>
+        <w:rPr>
+          <w:rFonts w:ascii="Calibri" w:hAnsi="Calibri"/>
+          <w:sz w:val="58"/>
+        </w:rPr>
         <w:t>• Women Safety And Smart Emergency Response System:</w:t>
       </w:r>
     </w:p>
@@ -255,7 +279,7 @@
           <w:b/>
           <w:i/>
           <w:color w:val="FF0000"/>
-          <w:sz w:val="22"/>
+          <w:sz w:val="58"/>
           <w:outline w:val="1"/>
           <w:u w:val="single"/>
         </w:rPr>
@@ -274,6 +298,10 @@
         <w:jc w:val="left"/>
       </w:pPr>
       <w:r>
+        <w:rPr>
+          <w:rFonts w:ascii="Calibri" w:hAnsi="Calibri"/>
+          <w:sz w:val="58"/>
+        </w:rPr>
         <w:t>• Ai-Powered Road Damage Reporting:</w:t>
       </w:r>
     </w:p>
@@ -289,6 +317,10 @@
         <w:jc w:val="left"/>
       </w:pPr>
       <w:r>
+        <w:rPr>
+          <w:rFonts w:ascii="Calibri" w:hAnsi="Calibri"/>
+          <w:sz w:val="58"/>
+        </w:rPr>
         <w:t>• Road Accident Reporting, Emergency Calling:</w:t>
       </w:r>
     </w:p>
@@ -303,7 +335,7 @@
           <w:b w:val="0"/>
           <w:i/>
           <w:color w:val="FF0000"/>
-          <w:sz w:val="22"/>
+          <w:sz w:val="58"/>
           <w:u w:val="single"/>
           <w:outline w:val="1"/>
         </w:rPr>
@@ -312,27 +344,47 @@
     </w:p>
     <w:p>
       <w:r>
+        <w:rPr>
+          <w:rFonts w:ascii="Calibri" w:hAnsi="Calibri"/>
+          <w:sz w:val="58"/>
+        </w:rPr>
         <w:br w:type="page"/>
       </w:r>
     </w:p>
     <w:p/>
     <w:p>
       <w:r>
+        <w:rPr>
+          <w:rFonts w:ascii="Calibri" w:hAnsi="Calibri"/>
+          <w:sz w:val="58"/>
+        </w:rPr>
         <w:br w:type="page"/>
       </w:r>
     </w:p>
     <w:p>
       <w:r>
+        <w:rPr>
+          <w:rFonts w:ascii="Calibri" w:hAnsi="Calibri"/>
+          <w:sz w:val="58"/>
+        </w:rPr>
         <w:br w:type="page"/>
       </w:r>
     </w:p>
     <w:p>
       <w:r>
+        <w:rPr>
+          <w:rFonts w:ascii="Calibri" w:hAnsi="Calibri"/>
+          <w:sz w:val="58"/>
+        </w:rPr>
         <w:br w:type="page"/>
       </w:r>
     </w:p>
     <w:p>
       <w:r>
+        <w:rPr>
+          <w:rFonts w:ascii="Calibri" w:hAnsi="Calibri"/>
+          <w:sz w:val="58"/>
+        </w:rPr>
         <w:fldChar w:fldCharType="begin"/>
         <w:instrText> DATE \@ "DD/MM/YYYY" \* MERGEFORMAT </w:instrText>
         <w:fldChar w:fldCharType="end"/>
@@ -344,6 +396,10 @@
         <w:ind w:left="720" w:hanging="360"/>
       </w:pPr>
       <w:r>
+        <w:rPr>
+          <w:rFonts w:ascii="Calibri" w:hAnsi="Calibri"/>
+          <w:sz w:val="58"/>
+        </w:rPr>
         <w:t>• Apple</w:t>
       </w:r>
     </w:p>
@@ -353,6 +409,10 @@
         <w:ind w:left="720" w:hanging="360"/>
       </w:pPr>
       <w:r>
+        <w:rPr>
+          <w:rFonts w:ascii="Calibri" w:hAnsi="Calibri"/>
+          <w:sz w:val="58"/>
+        </w:rPr>
         <w:t>• Banana</w:t>
       </w:r>
     </w:p>
@@ -362,11 +422,19 @@
         <w:ind w:left="720" w:hanging="360"/>
       </w:pPr>
       <w:r>
+        <w:rPr>
+          <w:rFonts w:ascii="Calibri" w:hAnsi="Calibri"/>
+          <w:sz w:val="58"/>
+        </w:rPr>
         <w:t>• Mango</w:t>
       </w:r>
     </w:p>
     <w:p>
       <w:r>
+        <w:rPr>
+          <w:rFonts w:ascii="Calibri" w:hAnsi="Calibri"/>
+          <w:sz w:val="58"/>
+        </w:rPr>
         <w:t>text</w:t>
       </w:r>
     </w:p>
@@ -375,6 +443,10 @@
         <w:ind w:left="720" w:hanging="360"/>
       </w:pPr>
       <w:r>
+        <w:rPr>
+          <w:rFonts w:ascii="Calibri" w:hAnsi="Calibri"/>
+          <w:sz w:val="58"/>
+        </w:rPr>
         <w:t>• {'text': 'Step 1'}</w:t>
       </w:r>
     </w:p>
@@ -383,6 +455,10 @@
         <w:ind w:left="720" w:hanging="360"/>
       </w:pPr>
       <w:r>
+        <w:rPr>
+          <w:rFonts w:ascii="Calibri" w:hAnsi="Calibri"/>
+          <w:sz w:val="58"/>
+        </w:rPr>
         <w:t>• {'text': 'Step 2'}</w:t>
       </w:r>
     </w:p>
@@ -391,6 +467,10 @@
         <w:ind w:left="720" w:hanging="360"/>
       </w:pPr>
       <w:r>
+        <w:rPr>
+          <w:rFonts w:ascii="Calibri" w:hAnsi="Calibri"/>
+          <w:sz w:val="58"/>
+        </w:rPr>
         <w:t>• {'text': 'Step 3'}</w:t>
       </w:r>
     </w:p>
@@ -399,6 +479,10 @@
         <w:ind w:left="360"/>
       </w:pPr>
       <w:r>
+        <w:rPr>
+          <w:rFonts w:ascii="Calibri" w:hAnsi="Calibri"/>
+          <w:sz w:val="58"/>
+        </w:rPr>
         <w:t>☐ Buy milk</w:t>
       </w:r>
     </w:p>
@@ -407,6 +491,10 @@
         <w:ind w:left="360"/>
       </w:pPr>
       <w:r>
+        <w:rPr>
+          <w:rFonts w:ascii="Calibri" w:hAnsi="Calibri"/>
+          <w:sz w:val="58"/>
+        </w:rPr>
         <w:t>☐ Buy eggs</w:t>
       </w:r>
     </w:p>
@@ -415,6 +503,10 @@
         <w:ind w:left="360"/>
       </w:pPr>
       <w:r>
+        <w:rPr>
+          <w:rFonts w:ascii="Calibri" w:hAnsi="Calibri"/>
+          <w:sz w:val="58"/>
+        </w:rPr>
         <w:t>☐ Buy bread</w:t>
       </w:r>
     </w:p>
@@ -503,6 +595,10 @@
           </w:tcPr>
           <w:p>
             <w:r>
+              <w:rPr>
+                <w:rFonts w:ascii="Calibri" w:hAnsi="Calibri"/>
+                <w:sz w:val="58"/>
+              </w:rPr>
               <w:t>John</w:t>
             </w:r>
           </w:p>
@@ -513,6 +609,10 @@
           </w:tcPr>
           <w:p>
             <w:r>
+              <w:rPr>
+                <w:rFonts w:ascii="Calibri" w:hAnsi="Calibri"/>
+                <w:sz w:val="58"/>
+              </w:rPr>
               <w:t>25</w:t>
             </w:r>
           </w:p>
@@ -523,6 +623,10 @@
           </w:tcPr>
           <w:p>
             <w:r>
+              <w:rPr>
+                <w:rFonts w:ascii="Calibri" w:hAnsi="Calibri"/>
+                <w:sz w:val="58"/>
+              </w:rPr>
               <w:t>Mumbai</w:t>
             </w:r>
           </w:p>

--- a/backend/uploads/4/e330ae35f65146f3b4f72666743cef83.docx
+++ b/backend/uploads/4/e330ae35f65146f3b4f72666743cef83.docx
@@ -184,6 +184,61 @@
       <w:r>
         <w:rPr>
           <w:rFonts w:ascii="Calibri" w:hAnsi="Calibri"/>
+          <w:b/>
+          <w:i/>
+          <w:color w:val="FF0000"/>
+          <w:sz w:val="58"/>
+          <w:u w:val="single"/>
+          <w:outline w:val="1"/>
+        </w:rPr>
+        <w:t>-Apis - Google Maps, Aoi Apis, Weather And Traffic Apis.</w:t>
+      </w:r>
+    </w:p>
+    <w:p>
+      <w:pPr>
+        <w:spacing w:before="0" w:after="160" w:line="480" w:lineRule="auto"/>
+        <w:jc w:val="left"/>
+      </w:pPr>
+    </w:p>
+    <w:p>
+      <w:pPr>
+        <w:spacing w:before="0" w:after="160" w:line="480" w:lineRule="auto"/>
+        <w:jc w:val="left"/>
+      </w:pPr>
+      <w:r>
+        <w:rPr>
+          <w:rFonts w:ascii="Calibri" w:hAnsi="Calibri"/>
+          <w:sz w:val="58"/>
+        </w:rPr>
+        <w:t>• Ai-Powered Missing Person Identification Platform:</w:t>
+      </w:r>
+    </w:p>
+    <w:p>
+      <w:pPr>
+        <w:spacing w:before="0" w:after="160" w:line="480" w:lineRule="auto"/>
+        <w:jc w:val="left"/>
+      </w:pPr>
+      <w:r>
+        <w:rPr>
+          <w:rFonts w:ascii="Calibri" w:hAnsi="Calibri"/>
+          <w:b/>
+          <w:i/>
+          <w:color w:val="FF0000"/>
+          <w:sz w:val="58"/>
+          <w:outline w:val="1"/>
+          <w:u w:val="single"/>
+        </w:rPr>
+        <w:t>-Upload Image, Search Database, Generate Alert,</w:t>
+      </w:r>
+    </w:p>
+    <w:p>
+      <w:pPr>
+        <w:spacing w:before="0" w:after="160" w:line="480" w:lineRule="auto"/>
+        <w:jc w:val="left"/>
+      </w:pPr>
+      <w:r>
+        <w:rPr>
+          <w:rFonts w:ascii="Calibri" w:hAnsi="Calibri"/>
           <w:b w:val="0"/>
           <w:i/>
           <w:color w:val="FF0000"/>
@@ -191,26 +246,27 @@
           <w:u w:val="single"/>
           <w:outline w:val="1"/>
         </w:rPr>
-        <w:t>-Apis - Google Maps, Aoi Apis, Weather And Traffic Apis.</w:t>
-      </w:r>
-    </w:p>
-    <w:p>
-      <w:pPr>
-        <w:spacing w:before="0" w:after="160" w:line="480" w:lineRule="auto"/>
-        <w:jc w:val="left"/>
-      </w:pPr>
-    </w:p>
-    <w:p>
-      <w:pPr>
-        <w:spacing w:before="0" w:after="160" w:line="480" w:lineRule="auto"/>
-        <w:jc w:val="left"/>
-      </w:pPr>
-      <w:r>
-        <w:rPr>
-          <w:rFonts w:ascii="Calibri" w:hAnsi="Calibri"/>
-          <w:sz w:val="58"/>
-        </w:rPr>
-        <w:t>• Ai-Powered Missing Person Identification Platform:</w:t>
+        <w:t>-Use Ready Made Face Recognition Libraries</w:t>
+      </w:r>
+    </w:p>
+    <w:p>
+      <w:pPr>
+        <w:spacing w:before="0" w:after="160" w:line="480" w:lineRule="auto"/>
+        <w:jc w:val="left"/>
+      </w:pPr>
+    </w:p>
+    <w:p>
+      <w:pPr>
+        <w:spacing w:before="0" w:after="160" w:line="480" w:lineRule="auto"/>
+        <w:jc w:val="left"/>
+      </w:pPr>
+      <w:r>
+        <w:rPr>
+          <w:rFonts w:ascii="Calibri" w:hAnsi="Calibri"/>
+          <w:i/>
+          <w:sz w:val="58"/>
+        </w:rPr>
+        <w:t>• Women Safety And Smart Emergency Response System:</w:t>
       </w:r>
     </w:p>
     <w:p>
@@ -228,7 +284,47 @@
           <w:outline w:val="1"/>
           <w:u w:val="single"/>
         </w:rPr>
-        <w:t>-Upload Image, Search Database, Generate Alert,</w:t>
+        <w:t>-Live Location Tracking, Emergency Alert, Nearby Police Station Detection, Safe Route Recommendation</w:t>
+      </w:r>
+    </w:p>
+    <w:p>
+      <w:pPr>
+        <w:spacing w:before="0" w:after="160" w:line="480" w:lineRule="auto"/>
+        <w:jc w:val="left"/>
+      </w:pPr>
+    </w:p>
+    <w:p>
+      <w:pPr>
+        <w:spacing w:before="0" w:after="160" w:line="480" w:lineRule="auto"/>
+        <w:jc w:val="left"/>
+      </w:pPr>
+      <w:r>
+        <w:rPr>
+          <w:rFonts w:ascii="Calibri" w:hAnsi="Calibri"/>
+          <w:sz w:val="58"/>
+          <w:u w:val="single"/>
+        </w:rPr>
+        <w:t>• Ai-Powered Road Damage Reporting:</w:t>
+      </w:r>
+    </w:p>
+    <w:p>
+      <w:pPr>
+        <w:spacing w:before="0" w:after="160" w:line="480" w:lineRule="auto"/>
+        <w:jc w:val="left"/>
+      </w:pPr>
+    </w:p>
+    <w:p>
+      <w:pPr>
+        <w:spacing w:before="0" w:after="160" w:line="480" w:lineRule="auto"/>
+        <w:jc w:val="left"/>
+      </w:pPr>
+      <w:r>
+        <w:rPr>
+          <w:rFonts w:ascii="Calibri" w:hAnsi="Calibri"/>
+          <w:strike/>
+          <w:sz w:val="58"/>
+        </w:rPr>
+        <w:t>• Road Accident Reporting, Emergency Calling:</w:t>
       </w:r>
     </w:p>
     <w:p>
@@ -245,99 +341,8 @@
           <w:sz w:val="58"/>
           <w:u w:val="single"/>
           <w:outline w:val="1"/>
-        </w:rPr>
-        <w:t>-Use Ready Made Face Recognition Libraries</w:t>
-      </w:r>
-    </w:p>
-    <w:p>
-      <w:pPr>
-        <w:spacing w:before="0" w:after="160" w:line="480" w:lineRule="auto"/>
-        <w:jc w:val="left"/>
-      </w:pPr>
-    </w:p>
-    <w:p>
-      <w:pPr>
-        <w:spacing w:before="0" w:after="160" w:line="480" w:lineRule="auto"/>
-        <w:jc w:val="left"/>
-      </w:pPr>
-      <w:r>
-        <w:rPr>
-          <w:rFonts w:ascii="Calibri" w:hAnsi="Calibri"/>
-          <w:sz w:val="58"/>
-        </w:rPr>
-        <w:t>• Women Safety And Smart Emergency Response System:</w:t>
-      </w:r>
-    </w:p>
-    <w:p>
-      <w:pPr>
-        <w:spacing w:before="0" w:after="160" w:line="480" w:lineRule="auto"/>
-        <w:jc w:val="left"/>
-      </w:pPr>
-      <w:r>
-        <w:rPr>
-          <w:rFonts w:ascii="Calibri" w:hAnsi="Calibri"/>
-          <w:b/>
-          <w:i/>
-          <w:color w:val="FF0000"/>
-          <w:sz w:val="58"/>
-          <w:outline w:val="1"/>
-          <w:u w:val="single"/>
-        </w:rPr>
-        <w:t>-Live Location Tracking, Emergency Alert, Nearby Police Station Detection, Safe Route Recommendation</w:t>
-      </w:r>
-    </w:p>
-    <w:p>
-      <w:pPr>
-        <w:spacing w:before="0" w:after="160" w:line="480" w:lineRule="auto"/>
-        <w:jc w:val="left"/>
-      </w:pPr>
-    </w:p>
-    <w:p>
-      <w:pPr>
-        <w:spacing w:before="0" w:after="160" w:line="480" w:lineRule="auto"/>
-        <w:jc w:val="left"/>
-      </w:pPr>
-      <w:r>
-        <w:rPr>
-          <w:rFonts w:ascii="Calibri" w:hAnsi="Calibri"/>
-          <w:sz w:val="58"/>
-        </w:rPr>
-        <w:t>• Ai-Powered Road Damage Reporting:</w:t>
-      </w:r>
-    </w:p>
-    <w:p>
-      <w:pPr>
-        <w:spacing w:before="0" w:after="160" w:line="480" w:lineRule="auto"/>
-        <w:jc w:val="left"/>
-      </w:pPr>
-    </w:p>
-    <w:p>
-      <w:pPr>
-        <w:spacing w:before="0" w:after="160" w:line="480" w:lineRule="auto"/>
-        <w:jc w:val="left"/>
-      </w:pPr>
-      <w:r>
-        <w:rPr>
-          <w:rFonts w:ascii="Calibri" w:hAnsi="Calibri"/>
-          <w:sz w:val="58"/>
-        </w:rPr>
-        <w:t>• Road Accident Reporting, Emergency Calling:</w:t>
-      </w:r>
-    </w:p>
-    <w:p>
-      <w:pPr>
-        <w:spacing w:before="0" w:after="160" w:line="480" w:lineRule="auto"/>
-        <w:jc w:val="left"/>
-      </w:pPr>
-      <w:r>
-        <w:rPr>
-          <w:rFonts w:ascii="Calibri" w:hAnsi="Calibri"/>
-          <w:b w:val="0"/>
-          <w:i/>
-          <w:color w:val="FF0000"/>
-          <w:sz w:val="58"/>
-          <w:u w:val="single"/>
-          <w:outline w:val="1"/>
+          <w:highlight w:val="yellow"/>
+          <w:shd w:val="clear" w:color="auto" w:fill="FFFF00"/>
         </w:rPr>
         <w:t>-Like Police Stations , Ambulance</w:t>
       </w:r>
@@ -393,6 +398,7 @@
     <w:p/>
     <w:p>
       <w:pPr>
+        <w:pStyle w:val="Heading1"/>
         <w:ind w:left="720" w:hanging="360"/>
       </w:pPr>
       <w:r>
@@ -441,6 +447,7 @@
     <w:p>
       <w:pPr>
         <w:ind w:left="720" w:hanging="360"/>
+        <w:jc w:val="center"/>
       </w:pPr>
       <w:r>
         <w:rPr>
